--- a/fixtures-staging/probe-charts-autoscale.docx
+++ b/fixtures-staging/probe-charts-autoscale.docx
@@ -537,6 +537,19 @@
         <c:majorTickMark val="out"/>
         <c:minorTickMark val="none"/>
         <c:tickLblPos val="nextTo"/>
+        <c:spPr>
+          <a:noFill/>
+          <a:ln w="9525" cap="flat" cmpd="sng" algn="ctr">
+            <a:solidFill>
+              <a:schemeClr val="tx1">
+                <a:lumMod val="15000"/>
+                <a:lumOff val="85000"/>
+              </a:schemeClr>
+            </a:solidFill>
+            <a:round/>
+          </a:ln>
+          <a:effectLst/>
+        </c:spPr>
         <c:crossAx val="48672768"/>
         <c:crosses val="autoZero"/>
         <c:auto val="1"/>
@@ -550,11 +563,38 @@
         </c:scaling>
         <c:delete val="0"/>
         <c:axPos val="l"/>
-        <c:majorGridlines/>
+        <c:majorGridlines>
+          <c:spPr>
+            <a:noFill/>
+            <a:ln w="9525" cap="flat" cmpd="sng" algn="ctr">
+              <a:solidFill>
+                <a:schemeClr val="tx1">
+                  <a:lumMod val="15000"/>
+                  <a:lumOff val="85000"/>
+                </a:schemeClr>
+              </a:solidFill>
+              <a:round/>
+            </a:ln>
+            <a:effectLst/>
+          </c:spPr>
+        </c:majorGridlines>
         <c:numFmt formatCode="General" sourceLinked="1"/>
         <c:majorTickMark val="none"/>
         <c:minorTickMark val="none"/>
         <c:tickLblPos val="nextTo"/>
+        <c:spPr>
+          <a:noFill/>
+          <a:ln w="9525" cap="flat" cmpd="sng" algn="ctr">
+            <a:solidFill>
+              <a:schemeClr val="tx1">
+                <a:lumMod val="15000"/>
+                <a:lumOff val="85000"/>
+              </a:schemeClr>
+            </a:solidFill>
+            <a:round/>
+          </a:ln>
+          <a:effectLst/>
+        </c:spPr>
         <c:crossAx val="48650112"/>
         <c:crosses val="autoZero"/>
         <c:crossBetween val="between"/>
@@ -569,6 +609,15 @@
     <c:dispBlanksAs val="gap"/>
     <c:showDLblsOverMax val="0"/>
   </c:chart>
+  <c:spPr>
+    <a:solidFill>
+      <a:schemeClr val="bg1"/>
+    </a:solidFill>
+    <a:ln>
+      <a:noFill/>
+    </a:ln>
+    <a:effectLst/>
+  </c:spPr>
   <c:externalData r:id="rId1">
     <c:autoUpdate val="0"/>
   </c:externalData>
@@ -676,6 +725,19 @@
         <c:majorTickMark val="out"/>
         <c:minorTickMark val="none"/>
         <c:tickLblPos val="nextTo"/>
+        <c:spPr>
+          <a:noFill/>
+          <a:ln w="9525" cap="flat" cmpd="sng" algn="ctr">
+            <a:solidFill>
+              <a:schemeClr val="tx1">
+                <a:lumMod val="15000"/>
+                <a:lumOff val="85000"/>
+              </a:schemeClr>
+            </a:solidFill>
+            <a:round/>
+          </a:ln>
+          <a:effectLst/>
+        </c:spPr>
         <c:crossAx val="48672768"/>
         <c:crosses val="autoZero"/>
         <c:auto val="1"/>
@@ -689,11 +751,38 @@
         </c:scaling>
         <c:delete val="0"/>
         <c:axPos val="l"/>
-        <c:majorGridlines/>
+        <c:majorGridlines>
+          <c:spPr>
+            <a:noFill/>
+            <a:ln w="9525" cap="flat" cmpd="sng" algn="ctr">
+              <a:solidFill>
+                <a:schemeClr val="tx1">
+                  <a:lumMod val="15000"/>
+                  <a:lumOff val="85000"/>
+                </a:schemeClr>
+              </a:solidFill>
+              <a:round/>
+            </a:ln>
+            <a:effectLst/>
+          </c:spPr>
+        </c:majorGridlines>
         <c:numFmt formatCode="General" sourceLinked="1"/>
         <c:majorTickMark val="none"/>
         <c:minorTickMark val="none"/>
         <c:tickLblPos val="nextTo"/>
+        <c:spPr>
+          <a:noFill/>
+          <a:ln w="9525" cap="flat" cmpd="sng" algn="ctr">
+            <a:solidFill>
+              <a:schemeClr val="tx1">
+                <a:lumMod val="15000"/>
+                <a:lumOff val="85000"/>
+              </a:schemeClr>
+            </a:solidFill>
+            <a:round/>
+          </a:ln>
+          <a:effectLst/>
+        </c:spPr>
         <c:crossAx val="48650112"/>
         <c:crosses val="autoZero"/>
         <c:crossBetween val="between"/>
@@ -708,6 +797,15 @@
     <c:dispBlanksAs val="gap"/>
     <c:showDLblsOverMax val="0"/>
   </c:chart>
+  <c:spPr>
+    <a:solidFill>
+      <a:schemeClr val="bg1"/>
+    </a:solidFill>
+    <a:ln>
+      <a:noFill/>
+    </a:ln>
+    <a:effectLst/>
+  </c:spPr>
   <c:externalData r:id="rId1">
     <c:autoUpdate val="0"/>
   </c:externalData>
@@ -815,6 +913,19 @@
         <c:majorTickMark val="out"/>
         <c:minorTickMark val="none"/>
         <c:tickLblPos val="nextTo"/>
+        <c:spPr>
+          <a:noFill/>
+          <a:ln w="9525" cap="flat" cmpd="sng" algn="ctr">
+            <a:solidFill>
+              <a:schemeClr val="tx1">
+                <a:lumMod val="15000"/>
+                <a:lumOff val="85000"/>
+              </a:schemeClr>
+            </a:solidFill>
+            <a:round/>
+          </a:ln>
+          <a:effectLst/>
+        </c:spPr>
         <c:crossAx val="48672768"/>
         <c:crosses val="autoZero"/>
         <c:auto val="1"/>
@@ -828,11 +939,38 @@
         </c:scaling>
         <c:delete val="0"/>
         <c:axPos val="l"/>
-        <c:majorGridlines/>
+        <c:majorGridlines>
+          <c:spPr>
+            <a:noFill/>
+            <a:ln w="9525" cap="flat" cmpd="sng" algn="ctr">
+              <a:solidFill>
+                <a:schemeClr val="tx1">
+                  <a:lumMod val="15000"/>
+                  <a:lumOff val="85000"/>
+                </a:schemeClr>
+              </a:solidFill>
+              <a:round/>
+            </a:ln>
+            <a:effectLst/>
+          </c:spPr>
+        </c:majorGridlines>
         <c:numFmt formatCode="General" sourceLinked="1"/>
         <c:majorTickMark val="none"/>
         <c:minorTickMark val="none"/>
         <c:tickLblPos val="nextTo"/>
+        <c:spPr>
+          <a:noFill/>
+          <a:ln w="9525" cap="flat" cmpd="sng" algn="ctr">
+            <a:solidFill>
+              <a:schemeClr val="tx1">
+                <a:lumMod val="15000"/>
+                <a:lumOff val="85000"/>
+              </a:schemeClr>
+            </a:solidFill>
+            <a:round/>
+          </a:ln>
+          <a:effectLst/>
+        </c:spPr>
         <c:crossAx val="48650112"/>
         <c:crosses val="autoZero"/>
         <c:crossBetween val="between"/>
@@ -847,6 +985,15 @@
     <c:dispBlanksAs val="gap"/>
     <c:showDLblsOverMax val="0"/>
   </c:chart>
+  <c:spPr>
+    <a:solidFill>
+      <a:schemeClr val="bg1"/>
+    </a:solidFill>
+    <a:ln>
+      <a:noFill/>
+    </a:ln>
+    <a:effectLst/>
+  </c:spPr>
   <c:externalData r:id="rId1">
     <c:autoUpdate val="0"/>
   </c:externalData>
@@ -954,6 +1101,19 @@
         <c:majorTickMark val="out"/>
         <c:minorTickMark val="none"/>
         <c:tickLblPos val="nextTo"/>
+        <c:spPr>
+          <a:noFill/>
+          <a:ln w="9525" cap="flat" cmpd="sng" algn="ctr">
+            <a:solidFill>
+              <a:schemeClr val="tx1">
+                <a:lumMod val="15000"/>
+                <a:lumOff val="85000"/>
+              </a:schemeClr>
+            </a:solidFill>
+            <a:round/>
+          </a:ln>
+          <a:effectLst/>
+        </c:spPr>
         <c:crossAx val="48672768"/>
         <c:crosses val="autoZero"/>
         <c:auto val="1"/>
@@ -967,11 +1127,38 @@
         </c:scaling>
         <c:delete val="0"/>
         <c:axPos val="l"/>
-        <c:majorGridlines/>
+        <c:majorGridlines>
+          <c:spPr>
+            <a:noFill/>
+            <a:ln w="9525" cap="flat" cmpd="sng" algn="ctr">
+              <a:solidFill>
+                <a:schemeClr val="tx1">
+                  <a:lumMod val="15000"/>
+                  <a:lumOff val="85000"/>
+                </a:schemeClr>
+              </a:solidFill>
+              <a:round/>
+            </a:ln>
+            <a:effectLst/>
+          </c:spPr>
+        </c:majorGridlines>
         <c:numFmt formatCode="General" sourceLinked="1"/>
         <c:majorTickMark val="none"/>
         <c:minorTickMark val="none"/>
         <c:tickLblPos val="nextTo"/>
+        <c:spPr>
+          <a:noFill/>
+          <a:ln w="9525" cap="flat" cmpd="sng" algn="ctr">
+            <a:solidFill>
+              <a:schemeClr val="tx1">
+                <a:lumMod val="15000"/>
+                <a:lumOff val="85000"/>
+              </a:schemeClr>
+            </a:solidFill>
+            <a:round/>
+          </a:ln>
+          <a:effectLst/>
+        </c:spPr>
         <c:crossAx val="48650112"/>
         <c:crosses val="autoZero"/>
         <c:crossBetween val="between"/>
@@ -986,6 +1173,15 @@
     <c:dispBlanksAs val="gap"/>
     <c:showDLblsOverMax val="0"/>
   </c:chart>
+  <c:spPr>
+    <a:solidFill>
+      <a:schemeClr val="bg1"/>
+    </a:solidFill>
+    <a:ln>
+      <a:noFill/>
+    </a:ln>
+    <a:effectLst/>
+  </c:spPr>
   <c:externalData r:id="rId1">
     <c:autoUpdate val="0"/>
   </c:externalData>
@@ -1093,6 +1289,19 @@
         <c:majorTickMark val="out"/>
         <c:minorTickMark val="none"/>
         <c:tickLblPos val="nextTo"/>
+        <c:spPr>
+          <a:noFill/>
+          <a:ln w="9525" cap="flat" cmpd="sng" algn="ctr">
+            <a:solidFill>
+              <a:schemeClr val="tx1">
+                <a:lumMod val="15000"/>
+                <a:lumOff val="85000"/>
+              </a:schemeClr>
+            </a:solidFill>
+            <a:round/>
+          </a:ln>
+          <a:effectLst/>
+        </c:spPr>
         <c:crossAx val="48672768"/>
         <c:crosses val="autoZero"/>
         <c:auto val="1"/>
@@ -1106,11 +1315,38 @@
         </c:scaling>
         <c:delete val="0"/>
         <c:axPos val="l"/>
-        <c:majorGridlines/>
+        <c:majorGridlines>
+          <c:spPr>
+            <a:noFill/>
+            <a:ln w="9525" cap="flat" cmpd="sng" algn="ctr">
+              <a:solidFill>
+                <a:schemeClr val="tx1">
+                  <a:lumMod val="15000"/>
+                  <a:lumOff val="85000"/>
+                </a:schemeClr>
+              </a:solidFill>
+              <a:round/>
+            </a:ln>
+            <a:effectLst/>
+          </c:spPr>
+        </c:majorGridlines>
         <c:numFmt formatCode="General" sourceLinked="1"/>
         <c:majorTickMark val="none"/>
         <c:minorTickMark val="none"/>
         <c:tickLblPos val="nextTo"/>
+        <c:spPr>
+          <a:noFill/>
+          <a:ln w="9525" cap="flat" cmpd="sng" algn="ctr">
+            <a:solidFill>
+              <a:schemeClr val="tx1">
+                <a:lumMod val="15000"/>
+                <a:lumOff val="85000"/>
+              </a:schemeClr>
+            </a:solidFill>
+            <a:round/>
+          </a:ln>
+          <a:effectLst/>
+        </c:spPr>
         <c:crossAx val="48650112"/>
         <c:crosses val="autoZero"/>
         <c:crossBetween val="between"/>
@@ -1125,6 +1361,15 @@
     <c:dispBlanksAs val="gap"/>
     <c:showDLblsOverMax val="0"/>
   </c:chart>
+  <c:spPr>
+    <a:solidFill>
+      <a:schemeClr val="bg1"/>
+    </a:solidFill>
+    <a:ln>
+      <a:noFill/>
+    </a:ln>
+    <a:effectLst/>
+  </c:spPr>
   <c:externalData r:id="rId1">
     <c:autoUpdate val="0"/>
   </c:externalData>
@@ -1232,6 +1477,19 @@
         <c:majorTickMark val="out"/>
         <c:minorTickMark val="none"/>
         <c:tickLblPos val="nextTo"/>
+        <c:spPr>
+          <a:noFill/>
+          <a:ln w="9525" cap="flat" cmpd="sng" algn="ctr">
+            <a:solidFill>
+              <a:schemeClr val="tx1">
+                <a:lumMod val="15000"/>
+                <a:lumOff val="85000"/>
+              </a:schemeClr>
+            </a:solidFill>
+            <a:round/>
+          </a:ln>
+          <a:effectLst/>
+        </c:spPr>
         <c:crossAx val="48672768"/>
         <c:crosses val="autoZero"/>
         <c:auto val="1"/>
@@ -1245,11 +1503,38 @@
         </c:scaling>
         <c:delete val="0"/>
         <c:axPos val="l"/>
-        <c:majorGridlines/>
+        <c:majorGridlines>
+          <c:spPr>
+            <a:noFill/>
+            <a:ln w="9525" cap="flat" cmpd="sng" algn="ctr">
+              <a:solidFill>
+                <a:schemeClr val="tx1">
+                  <a:lumMod val="15000"/>
+                  <a:lumOff val="85000"/>
+                </a:schemeClr>
+              </a:solidFill>
+              <a:round/>
+            </a:ln>
+            <a:effectLst/>
+          </c:spPr>
+        </c:majorGridlines>
         <c:numFmt formatCode="General" sourceLinked="1"/>
         <c:majorTickMark val="none"/>
         <c:minorTickMark val="none"/>
         <c:tickLblPos val="nextTo"/>
+        <c:spPr>
+          <a:noFill/>
+          <a:ln w="9525" cap="flat" cmpd="sng" algn="ctr">
+            <a:solidFill>
+              <a:schemeClr val="tx1">
+                <a:lumMod val="15000"/>
+                <a:lumOff val="85000"/>
+              </a:schemeClr>
+            </a:solidFill>
+            <a:round/>
+          </a:ln>
+          <a:effectLst/>
+        </c:spPr>
         <c:crossAx val="48650112"/>
         <c:crosses val="autoZero"/>
         <c:crossBetween val="between"/>
@@ -1264,6 +1549,15 @@
     <c:dispBlanksAs val="gap"/>
     <c:showDLblsOverMax val="0"/>
   </c:chart>
+  <c:spPr>
+    <a:solidFill>
+      <a:schemeClr val="bg1"/>
+    </a:solidFill>
+    <a:ln>
+      <a:noFill/>
+    </a:ln>
+    <a:effectLst/>
+  </c:spPr>
   <c:externalData r:id="rId1">
     <c:autoUpdate val="0"/>
   </c:externalData>
